--- a/Documentation of Project 4th sem.docx
+++ b/Documentation of Project 4th sem.docx
@@ -87,10 +87,10 @@
         </w:rPr>
         <w:lastRenderedPageBreak/>
         <w:drawing>
-          <wp:inline distT="0" distB="0" distL="0" distR="0" wp14:anchorId="328E069E" wp14:editId="3F57E4D1">
-            <wp:extent cx="5943600" cy="3343275"/>
-            <wp:effectExtent l="0" t="0" r="0" b="9525"/>
-            <wp:docPr id="775854058" name="Picture 2"/>
+          <wp:inline distT="0" distB="0" distL="0" distR="0" wp14:anchorId="1B8FA2F0" wp14:editId="09BB75BE">
+            <wp:extent cx="5943600" cy="7281545"/>
+            <wp:effectExtent l="0" t="0" r="0" b="0"/>
+            <wp:docPr id="1896686197" name="Picture 8"/>
             <wp:cNvGraphicFramePr>
               <a:graphicFrameLocks xmlns:a="http://schemas.openxmlformats.org/drawingml/2006/main" noChangeAspect="1"/>
             </wp:cNvGraphicFramePr>
@@ -98,13 +98,13 @@
               <a:graphicData uri="http://schemas.openxmlformats.org/drawingml/2006/picture">
                 <pic:pic xmlns:pic="http://schemas.openxmlformats.org/drawingml/2006/picture">
                   <pic:nvPicPr>
-                    <pic:cNvPr id="0" name="Picture 77"/>
+                    <pic:cNvPr id="0" name="Picture 89"/>
                     <pic:cNvPicPr>
                       <a:picLocks noChangeAspect="1" noChangeArrowheads="1"/>
                     </pic:cNvPicPr>
                   </pic:nvPicPr>
                   <pic:blipFill>
-                    <a:blip r:embed="rId5" cstate="print">
+                    <a:blip r:embed="rId5">
                       <a:extLst>
                         <a:ext uri="{28A0092B-C50C-407E-A947-70E740481C1C}">
                           <a14:useLocalDpi xmlns:a14="http://schemas.microsoft.com/office/drawing/2010/main" val="0"/>
@@ -119,7 +119,7 @@
                   <pic:spPr bwMode="auto">
                     <a:xfrm>
                       <a:off x="0" y="0"/>
-                      <a:ext cx="5943600" cy="3343275"/>
+                      <a:ext cx="5943600" cy="7281545"/>
                     </a:xfrm>
                     <a:prstGeom prst="rect">
                       <a:avLst/>
@@ -135,22 +135,37 @@
           </wp:inline>
         </w:drawing>
       </w:r>
-    </w:p>
-    <w:p>
-      <w:pPr>
-        <w:rPr>
-          <w:rFonts w:ascii="Times New Roman" w:hAnsi="Times New Roman" w:cs="Times New Roman"/>
-          <w:sz w:val="36"/>
-          <w:szCs w:val="36"/>
-        </w:rPr>
-      </w:pPr>
-      <w:r>
-        <w:rPr>
-          <w:rFonts w:ascii="Times New Roman" w:hAnsi="Times New Roman" w:cs="Times New Roman"/>
-          <w:sz w:val="36"/>
-          <w:szCs w:val="36"/>
-        </w:rPr>
-        <w:t>Modern versions of the system may integrate artificial intelligence and machine learning to improve gesture recognition and adapt to different patient movements. However, challenges such as sensor sensitivity, gesture misinterpretation, and limited movement ability in some patients may affect system performance.</w:t>
+      <w:r>
+        <w:t xml:space="preserve"> </w:t>
+      </w:r>
+      <w:r>
+        <w:tab/>
+      </w:r>
+    </w:p>
+    <w:p>
+      <w:pPr>
+        <w:rPr>
+          <w:rFonts w:ascii="Times New Roman" w:hAnsi="Times New Roman" w:cs="Times New Roman"/>
+          <w:sz w:val="36"/>
+          <w:szCs w:val="36"/>
+        </w:rPr>
+      </w:pPr>
+      <w:r>
+        <w:rPr>
+          <w:rFonts w:ascii="Times New Roman" w:hAnsi="Times New Roman" w:cs="Times New Roman"/>
+          <w:sz w:val="36"/>
+          <w:szCs w:val="36"/>
+        </w:rPr>
+        <w:t xml:space="preserve">Modern versions of the system may integrate artificial intelligence and machine learning to improve gesture </w:t>
+      </w:r>
+      <w:r>
+        <w:rPr>
+          <w:rFonts w:ascii="Times New Roman" w:hAnsi="Times New Roman" w:cs="Times New Roman"/>
+          <w:sz w:val="36"/>
+          <w:szCs w:val="36"/>
+        </w:rPr>
+        <w:lastRenderedPageBreak/>
+        <w:t>recognition and adapt to different patient movements. However, challenges such as sensor sensitivity, gesture misinterpretation, and limited movement ability in some patients may affect system performance.</w:t>
       </w:r>
     </w:p>
     <w:p>
@@ -250,7 +265,6 @@
           <w:sz w:val="36"/>
           <w:szCs w:val="36"/>
         </w:rPr>
-        <w:lastRenderedPageBreak/>
         <w:t>To reduce communication barriers between patients and caregivers.</w:t>
       </w:r>
     </w:p>
@@ -459,6 +473,7 @@
           <w:sz w:val="36"/>
           <w:szCs w:val="36"/>
         </w:rPr>
+        <w:lastRenderedPageBreak/>
         <w:t>LCD Display</w:t>
       </w:r>
     </w:p>
@@ -648,7 +663,6 @@
           <w:sz w:val="36"/>
           <w:szCs w:val="36"/>
         </w:rPr>
-        <w:lastRenderedPageBreak/>
         <w:t>Serial Monitor Software</w:t>
       </w:r>
     </w:p>
@@ -738,11 +752,12 @@
         <w:rPr>
           <w:noProof/>
         </w:rPr>
+        <w:lastRenderedPageBreak/>
         <w:drawing>
-          <wp:inline distT="0" distB="0" distL="0" distR="0" wp14:anchorId="457FD288" wp14:editId="41B1069F">
-            <wp:extent cx="3593465" cy="3517900"/>
-            <wp:effectExtent l="0" t="0" r="6985" b="6350"/>
-            <wp:docPr id="1680673093" name="Picture 1"/>
+          <wp:inline distT="0" distB="0" distL="0" distR="0" wp14:anchorId="23A0FB07" wp14:editId="08852E10">
+            <wp:extent cx="5943600" cy="8086725"/>
+            <wp:effectExtent l="0" t="0" r="0" b="9525"/>
+            <wp:docPr id="753742638" name="Picture 9"/>
             <wp:cNvGraphicFramePr>
               <a:graphicFrameLocks xmlns:a="http://schemas.openxmlformats.org/drawingml/2006/main" noChangeAspect="1"/>
             </wp:cNvGraphicFramePr>
@@ -750,13 +765,13 @@
               <a:graphicData uri="http://schemas.openxmlformats.org/drawingml/2006/picture">
                 <pic:pic xmlns:pic="http://schemas.openxmlformats.org/drawingml/2006/picture">
                   <pic:nvPicPr>
-                    <pic:cNvPr id="0" name="Picture 74"/>
+                    <pic:cNvPr id="0" name="Picture 91"/>
                     <pic:cNvPicPr>
                       <a:picLocks noChangeAspect="1" noChangeArrowheads="1"/>
                     </pic:cNvPicPr>
                   </pic:nvPicPr>
                   <pic:blipFill>
-                    <a:blip r:embed="rId6" cstate="print">
+                    <a:blip r:embed="rId6">
                       <a:extLst>
                         <a:ext uri="{28A0092B-C50C-407E-A947-70E740481C1C}">
                           <a14:useLocalDpi xmlns:a14="http://schemas.microsoft.com/office/drawing/2010/main" val="0"/>
@@ -771,7 +786,7 @@
                   <pic:spPr bwMode="auto">
                     <a:xfrm>
                       <a:off x="0" y="0"/>
-                      <a:ext cx="3606145" cy="3530313"/>
+                      <a:ext cx="5943600" cy="8086725"/>
                     </a:xfrm>
                     <a:prstGeom prst="rect">
                       <a:avLst/>
@@ -802,6 +817,7 @@
           <w:sz w:val="36"/>
           <w:szCs w:val="36"/>
         </w:rPr>
+        <w:lastRenderedPageBreak/>
         <w:t>For example:</w:t>
       </w:r>
     </w:p>
@@ -823,7 +839,6 @@
           <w:sz w:val="36"/>
           <w:szCs w:val="36"/>
         </w:rPr>
-        <w:lastRenderedPageBreak/>
         <w:t>One finger bend → “Need Water”</w:t>
       </w:r>
     </w:p>
